--- a/Informe P3 - Avance.docx
+++ b/Informe P3 - Avance.docx
@@ -38,21 +38,7 @@
         <w:rPr>
           <w:highlight w:val="yellow"/>
         </w:rPr>
-        <w:t xml:space="preserve">protocolo </w:t>
-      </w:r>
-      <w:proofErr w:type="spellStart"/>
-      <w:r>
-        <w:rPr>
-          <w:highlight w:val="yellow"/>
-        </w:rPr>
-        <w:t>Wi</w:t>
-      </w:r>
-      <w:proofErr w:type="spellEnd"/>
-      <w:r>
-        <w:rPr>
-          <w:highlight w:val="yellow"/>
-        </w:rPr>
-        <w:t>-Fi</w:t>
+        <w:t>protocolo Wi-Fi</w:t>
       </w:r>
       <w:r>
         <w:t xml:space="preserve"> se enviarán dichos datos a la interfaz de visualización</w:t>
@@ -76,7 +62,16 @@
         <w:jc w:val="both"/>
       </w:pPr>
       <w:r>
-        <w:t>Con una interfaz se realizará la conducción del vehículo</w:t>
+        <w:t>Se diseñará una interfaz gráfica para la conducción del vehículo, teniendo en cuenta que el prototipo contará con 2 motores DC para la tracción trasera y 2 servos motores para la dirección delantera del mismo.</w:t>
+      </w:r>
+    </w:p>
+    <w:p>
+      <w:pPr>
+        <w:ind w:left="708"/>
+        <w:jc w:val="both"/>
+      </w:pPr>
+      <w:r>
+        <w:t>Se busca implementar un prototipo de bajo costo, donde se ponga a prueba la precisión de los sensores y el funcionamiento del código de navegación a programar.</w:t>
       </w:r>
     </w:p>
     <w:p>
@@ -90,14 +85,12 @@
           <w:b/>
         </w:rPr>
       </w:pPr>
-      <w:proofErr w:type="spellStart"/>
       <w:r>
         <w:rPr>
           <w:b/>
         </w:rPr>
         <w:t>Abstract</w:t>
       </w:r>
-      <w:proofErr w:type="spellEnd"/>
     </w:p>
     <w:p>
       <w:pPr>
@@ -140,11 +133,213 @@
     </w:p>
     <w:p>
       <w:pPr>
+        <w:pStyle w:val="Prrafodelista"/>
+        <w:rPr>
+          <w:b/>
+          <w:lang w:val="es-419"/>
+        </w:rPr>
+      </w:pPr>
+      <w:r>
+        <w:rPr>
+          <w:b/>
+          <w:lang w:val="en-US"/>
+        </w:rPr>
+        <w:t>[1]</w:t>
+      </w:r>
+      <w:r>
+        <w:rPr>
+          <w:b/>
+          <w:lang w:val="en-US"/>
+        </w:rPr>
+        <w:t xml:space="preserve"> </w:t>
+      </w:r>
+      <w:r>
+        <w:rPr>
+          <w:b/>
+          <w:lang w:val="en-US"/>
+        </w:rPr>
+        <w:t xml:space="preserve">P. Berkelman, J. Easudes, M. C. Martin, E. Rollins, and J. Silberman, “Design of a Day/Night Lunar Rover.,” Dtic.mil, Jun. 1995. </w:t>
+      </w:r>
+      <w:hyperlink r:id="rId7" w:history="1">
+        <w:r>
+          <w:rPr>
+            <w:rStyle w:val="Hipervnculo"/>
+            <w:b/>
+            <w:lang w:val="es-419"/>
+          </w:rPr>
+          <w:t>https://apps.dtic.mil/sti/html/tr/ADA310807/</w:t>
+        </w:r>
+      </w:hyperlink>
+    </w:p>
+    <w:p>
+      <w:pPr>
+        <w:pStyle w:val="Prrafodelista"/>
+        <w:rPr>
+          <w:bCs/>
+          <w:lang w:val="es-419"/>
+        </w:rPr>
+      </w:pPr>
+      <w:r>
+        <w:rPr>
+          <w:bCs/>
+          <w:lang w:val="es-419"/>
+        </w:rPr>
+        <w:t>En e</w:t>
+      </w:r>
+      <w:r>
+        <w:rPr>
+          <w:bCs/>
+          <w:lang w:val="es-419"/>
+        </w:rPr>
+        <w:t>ste reporte se analizan un par de vehículos lunares utilizados para transmitir video y datos obtenidos por los robots, los cuales pueden resultar útiles en varias aplicaciones como agencias científicas, parques temáticos, marketing e instituciones educativas.</w:t>
+      </w:r>
+    </w:p>
+    <w:p>
+      <w:pPr>
+        <w:pStyle w:val="Prrafodelista"/>
+        <w:rPr>
+          <w:bCs/>
+          <w:lang w:val="es-419"/>
+        </w:rPr>
+      </w:pPr>
+    </w:p>
+    <w:p>
+      <w:pPr>
+        <w:pStyle w:val="Prrafodelista"/>
+        <w:rPr>
+          <w:bCs/>
+          <w:lang w:val="es-419"/>
+        </w:rPr>
+      </w:pPr>
+      <w:r>
+        <w:rPr>
+          <w:bCs/>
+          <w:lang w:val="es-419"/>
+        </w:rPr>
+        <w:t xml:space="preserve">Para el diseño de los vehículos lunares se tuvo en cuenta el clima lunar que usualmente es frío y oscuro, que con el uso del dispositivo AMTEC (Alkali Metal Thermal to Electric Converter) y la fuente de calor </w:t>
+      </w:r>
+      <w:r>
+        <w:rPr>
+          <w:bCs/>
+          <w:lang w:val="es-419"/>
+        </w:rPr>
+        <w:t>con desintegración beta, el gas Krypton-85, se logró operar en dichas condiciones ambientales extremas. Otra actualización que trajo esta misión fue la transmisión de videos panorámicos a través de un arreglo de cámaras instalados alrededor del vehículo.</w:t>
+      </w:r>
+    </w:p>
+    <w:p>
+      <w:pPr>
+        <w:pStyle w:val="Prrafodelista"/>
+        <w:rPr>
+          <w:bCs/>
+          <w:lang w:val="es-419"/>
+        </w:rPr>
+      </w:pPr>
+    </w:p>
+    <w:p>
+      <w:pPr>
+        <w:pStyle w:val="Prrafodelista"/>
+        <w:rPr>
+          <w:bCs/>
+          <w:lang w:val="es-419"/>
+        </w:rPr>
+      </w:pPr>
+      <w:r>
+        <w:rPr>
+          <w:bCs/>
+          <w:lang w:val="es-419"/>
+        </w:rPr>
+        <w:t>Además, el vehículo lunar está programado para una operación remota segura, que permitirá que miembros del público general sin entrenamiento puedan manejar el vehículo, generando un alcance educacional al proyecto.</w:t>
+      </w:r>
+    </w:p>
+    <w:p>
+      <w:pPr>
+        <w:pStyle w:val="Prrafodelista"/>
+        <w:rPr>
+          <w:bCs/>
+          <w:lang w:val="es-419"/>
+        </w:rPr>
+      </w:pPr>
+    </w:p>
+    <w:p>
+      <w:pPr>
+        <w:pStyle w:val="Prrafodelista"/>
+        <w:rPr>
+          <w:b/>
+          <w:lang w:val="en-US"/>
+        </w:rPr>
+      </w:pPr>
+      <w:r>
+        <w:rPr>
+          <w:b/>
+          <w:lang w:val="en-US"/>
+        </w:rPr>
+        <w:lastRenderedPageBreak/>
+        <w:t xml:space="preserve">[2] </w:t>
+      </w:r>
+      <w:r>
+        <w:rPr>
+          <w:b/>
+          <w:lang w:val="en-US"/>
+        </w:rPr>
+        <w:t xml:space="preserve">Acuna, D., Angell, Z., Fisher, W., Grubb, C., Herideen-Woodruff, W., Kinne, L., Mayor, M., McGregor, T. and Powell, C., </w:t>
+      </w:r>
+      <w:r>
+        <w:rPr>
+          <w:b/>
+          <w:lang w:val="en-US"/>
+        </w:rPr>
+        <w:t>“</w:t>
+      </w:r>
+      <w:r>
+        <w:rPr>
+          <w:b/>
+          <w:lang w:val="en-US"/>
+        </w:rPr>
+        <w:t xml:space="preserve">Lunar micro </w:t>
+      </w:r>
+      <w:r>
+        <w:rPr>
+          <w:b/>
+          <w:lang w:val="en-US"/>
+        </w:rPr>
+        <w:t>rover</w:t>
+      </w:r>
+      <w:r>
+        <w:rPr>
+          <w:b/>
+          <w:lang w:val="en-US"/>
+        </w:rPr>
+        <w:t>”</w:t>
+      </w:r>
+      <w:r>
+        <w:rPr>
+          <w:b/>
+          <w:lang w:val="en-US"/>
+        </w:rPr>
+        <w:t xml:space="preserve"> Doctoral</w:t>
+      </w:r>
+      <w:r>
+        <w:rPr>
+          <w:b/>
+          <w:lang w:val="en-US"/>
+        </w:rPr>
+        <w:t xml:space="preserve"> dissertation, Worcester Polytechnic Institute</w:t>
+      </w:r>
+      <w:r>
+        <w:rPr>
+          <w:b/>
+          <w:lang w:val="en-US"/>
+        </w:rPr>
+        <w:t xml:space="preserve">, 2023. </w:t>
+      </w:r>
+    </w:p>
+    <w:p>
+      <w:pPr>
         <w:ind w:left="708"/>
         <w:jc w:val="both"/>
       </w:pPr>
       <w:r>
-        <w:t>Buscar al menos 4 referencias de proyecto o trabajo lo más similar posible, ya sea en Revistas científicas, de Ciencias y Tecnología o Universitarias, en tesis, en otros trabajos de grado, en artículos científicos, en catálogos comerciales, sitios web respaldados, etc. Nacionales y/o internacionales.</w:t>
+        <w:t xml:space="preserve">Para este proyecto se buscó diseñar un micro rover completamente autónomo para la exploración y mapeo de las regiones polares de la Luna. Dicho diseño fue pensado para soportar y de manera automática atravesar el lecho lunar de manera prototipada. </w:t>
       </w:r>
     </w:p>
     <w:p>
@@ -153,18 +348,10 @@
         <w:jc w:val="both"/>
       </w:pPr>
       <w:r>
-        <w:t xml:space="preserve">No son válidas referencias de foros o videos de YouTube que </w:t>
-      </w:r>
-      <w:r>
-        <w:rPr>
-          <w:b/>
-          <w:bCs/>
-          <w:u w:val="single"/>
-        </w:rPr>
-        <w:t>NO</w:t>
-      </w:r>
-      <w:r>
-        <w:t xml:space="preserve"> pertenezcan a alguna universidad, empresa o asociación formal y reconocida.</w:t>
+        <w:t>En cuanto a la mecánica del chasis, se utilizó un sistema Rocker-bogie de 4 ruedas para la suspensión del mismo, conectado a un sistema primario de pivot. Para la navegación autónoma el robot planifica su ruta utilizando el algoritmo RRT (Rapidly-exploring Random Trees)</w:t>
+      </w:r>
+      <w:r>
+        <w:t>. Un filtro Kalman extendido es utilizado con los datos extraídos del IMU y del GPS para estimar la orientación del rover, en adición con la odometría del encoder de los motores se controla la navegación del robot ingresando todos estos datos a un sistema de control realimentado.</w:t>
       </w:r>
     </w:p>
     <w:p>
@@ -173,21 +360,116 @@
         <w:jc w:val="both"/>
       </w:pPr>
       <w:r>
-        <w:t xml:space="preserve">Citar la referencia con el estilo </w:t>
-      </w:r>
-      <w:r>
-        <w:t>IEEE</w:t>
-      </w:r>
-      <w:r>
-        <w:t>, y hablar sobre cada una.</w:t>
+        <w:t>El objetivo de este prototipo es avanzar en la exploración de la superficie lunar a través de la autonomía.</w:t>
       </w:r>
     </w:p>
     <w:p>
       <w:pPr>
         <w:ind w:left="708"/>
         <w:jc w:val="both"/>
-      </w:pPr>
-      <w:r>
+        <w:rPr>
+          <w:b/>
+          <w:bCs/>
+          <w:lang w:val="en-US"/>
+        </w:rPr>
+      </w:pPr>
+      <w:r>
+        <w:rPr>
+          <w:b/>
+          <w:bCs/>
+          <w:lang w:val="en-US"/>
+        </w:rPr>
+        <w:t>[</w:t>
+      </w:r>
+      <w:r>
+        <w:rPr>
+          <w:b/>
+          <w:bCs/>
+          <w:lang w:val="en-US"/>
+        </w:rPr>
+        <w:t>3</w:t>
+      </w:r>
+      <w:r>
+        <w:rPr>
+          <w:b/>
+          <w:bCs/>
+          <w:lang w:val="en-US"/>
+        </w:rPr>
+        <w:t>]</w:t>
+      </w:r>
+      <w:r>
+        <w:rPr>
+          <w:b/>
+          <w:bCs/>
+          <w:lang w:val="en-US"/>
+        </w:rPr>
+        <w:t xml:space="preserve"> </w:t>
+      </w:r>
+      <w:r>
+        <w:rPr>
+          <w:b/>
+          <w:bCs/>
+          <w:lang w:val="en-US"/>
+        </w:rPr>
+        <w:t>N. El-Sheimy and A. Youssef, “Inertial sensors technologies for navigation applications: state of the art and future trends,” Satellite Navigation, vol. 1, no. 1, Jan. 2020, doi: https://doi.org/10.1186/s43020-019-0001-5.</w:t>
+      </w:r>
+    </w:p>
+    <w:p>
+      <w:pPr>
+        <w:ind w:left="708"/>
+        <w:jc w:val="both"/>
+      </w:pPr>
+      <w:r>
+        <w:rPr>
+          <w:b/>
+          <w:bCs/>
+        </w:rPr>
+        <w:t>‌</w:t>
+      </w:r>
+      <w:r>
+        <w:t>La navegación inercial representa un método particular de navegación, en donde no se depende de fuentes externas de información. Al realizar la navegación de manera relativa al estado inicial de la plataforma móvil a estudiar, los sistemas inerciales no son propensos a los ruidos electromagnéticos y falsas lecturas.</w:t>
+      </w:r>
+    </w:p>
+    <w:p>
+      <w:pPr>
+        <w:ind w:left="708"/>
+        <w:jc w:val="both"/>
+      </w:pPr>
+      <w:r>
+        <w:t>Recientemente, los avances tecnológicos en cuanto a los sensores inerciales fueron introducidos a la industria, como la tecnología de resonancia nuclear magnética, la tecnología del átomo frío y la reintroducción de sensores inerciales basados en los fluidos. Las técnicas de modelado de error de los sensores inerciales también se han desarrollado rápidamente, con el objetivo de asegurar mayores niveles de precisión a un menor costo.</w:t>
+      </w:r>
+    </w:p>
+    <w:p>
+      <w:pPr>
+        <w:ind w:left="708"/>
+        <w:jc w:val="both"/>
+      </w:pPr>
+      <w:r>
+        <w:t>En este reporte se analizan extensivamente las tecnologías actuales en cuanto a los sensores inerciales, así como las tendencias futuras y un resumen de las técnicas de modelado de error utilizadas para mejorar la eficiencia en sensores de bajo costo.</w:t>
+      </w:r>
+    </w:p>
+    <w:p>
+      <w:pPr>
+        <w:ind w:left="708"/>
+        <w:jc w:val="both"/>
+      </w:pPr>
+      <w:r>
+        <w:t xml:space="preserve">Citar la referencia con el estilo </w:t>
+      </w:r>
+      <w:r>
+        <w:t>IEEE</w:t>
+      </w:r>
+      <w:r>
+        <w:t>, y hablar sobre cada una.</w:t>
+      </w:r>
+    </w:p>
+    <w:p>
+      <w:pPr>
+        <w:ind w:left="708"/>
+        <w:jc w:val="both"/>
+      </w:pPr>
+      <w:r>
+        <w:lastRenderedPageBreak/>
         <w:t>Las referencias pueden ser sobre una parte del proyecto o de su totalidad.</w:t>
       </w:r>
     </w:p>
@@ -328,7 +610,6 @@
         <w:ind w:left="1416"/>
       </w:pPr>
       <w:r>
-        <w:lastRenderedPageBreak/>
         <w:t>Similar al título del proyecto, pero en infinitivo</w:t>
       </w:r>
       <w:r>
@@ -520,15 +801,7 @@
         <w:ind w:left="1416"/>
       </w:pPr>
       <w:r>
-        <w:t xml:space="preserve">Placas, esquemas, </w:t>
-      </w:r>
-      <w:proofErr w:type="spellStart"/>
-      <w:r>
-        <w:t>pinout</w:t>
-      </w:r>
-      <w:proofErr w:type="spellEnd"/>
-      <w:r>
-        <w:t xml:space="preserve"> (mapeo de pines).</w:t>
+        <w:t>Placas, esquemas, pinout (mapeo de pines).</w:t>
       </w:r>
     </w:p>
     <w:p>
@@ -536,6 +809,7 @@
         <w:ind w:left="1416"/>
       </w:pPr>
       <w:r>
+        <w:lastRenderedPageBreak/>
         <w:t>Descripciones. Explicar si se aplica algún sistema de control.</w:t>
       </w:r>
     </w:p>
@@ -877,6 +1151,7 @@
         <w:ind w:left="708"/>
       </w:pPr>
       <w:r>
+        <w:lastRenderedPageBreak/>
         <w:t xml:space="preserve">Lecciones aprendidas, qué funcionó y qué no, </w:t>
       </w:r>
       <w:r>
@@ -937,8 +1212,8 @@
       </w:pPr>
     </w:p>
     <w:sectPr>
-      <w:headerReference w:type="default" r:id="rId7"/>
-      <w:footerReference w:type="default" r:id="rId8"/>
+      <w:headerReference w:type="default" r:id="rId8"/>
+      <w:footerReference w:type="default" r:id="rId9"/>
       <w:pgSz w:w="12240" w:h="15840"/>
       <w:pgMar w:top="1417" w:right="1701" w:bottom="1417" w:left="1701" w:header="708" w:footer="708" w:gutter="0"/>
       <w:cols w:space="708"/>
@@ -986,6 +1261,7 @@
   <w:p>
     <w:pPr>
       <w:pStyle w:val="Piedepgina"/>
+      <w:jc w:val="both"/>
       <w:rPr>
         <w:i/>
       </w:rPr>
@@ -994,7 +1270,45 @@
       <w:rPr>
         <w:i/>
       </w:rPr>
-      <w:t>Alumno 1</w:t>
+      <w:t>Cecilia Irala</w:t>
+    </w:r>
+    <w:r>
+      <w:rPr>
+        <w:i/>
+      </w:rPr>
+      <w:t xml:space="preserve">, </w:t>
+    </w:r>
+    <w:r>
+      <w:rPr>
+        <w:i/>
+      </w:rPr>
+      <w:t>0991976085</w:t>
+    </w:r>
+    <w:r>
+      <w:rPr>
+        <w:i/>
+      </w:rPr>
+      <w:t xml:space="preserve">, </w:t>
+    </w:r>
+    <w:r>
+      <w:rPr>
+        <w:i/>
+      </w:rPr>
+      <w:t>ceciirala@fiuna.edu.py</w:t>
+    </w:r>
+  </w:p>
+  <w:p>
+    <w:pPr>
+      <w:pStyle w:val="Piedepgina"/>
+      <w:rPr>
+        <w:i/>
+      </w:rPr>
+    </w:pPr>
+    <w:r>
+      <w:rPr>
+        <w:i/>
+      </w:rPr>
+      <w:t>Astrid Moray</w:t>
     </w:r>
     <w:r>
       <w:rPr>
@@ -1014,7 +1328,7 @@
       <w:rPr>
         <w:i/>
       </w:rPr>
-      <w:t>Alumno 2</w:t>
+      <w:t>Mauricio Paredes</w:t>
     </w:r>
     <w:r>
       <w:rPr>
@@ -1034,13 +1348,7 @@
       <w:rPr>
         <w:i/>
       </w:rPr>
-      <w:t>Alumno 3</w:t>
-    </w:r>
-    <w:r>
-      <w:rPr>
-        <w:i/>
-      </w:rPr>
-      <w:t>, número de teléfono, email</w:t>
+      <w:t>Sanie Peralta, número de teléfono, email</w:t>
     </w:r>
   </w:p>
 </w:ftr>
@@ -2052,6 +2360,29 @@
     <w:uiPriority w:val="99"/>
     <w:rsid w:val="00283D2D"/>
   </w:style>
+  <w:style w:type="character" w:styleId="Hipervnculo">
+    <w:name w:val="Hyperlink"/>
+    <w:basedOn w:val="Fuentedeprrafopredeter"/>
+    <w:uiPriority w:val="99"/>
+    <w:unhideWhenUsed/>
+    <w:rsid w:val="00F57567"/>
+    <w:rPr>
+      <w:color w:val="0000FF" w:themeColor="hyperlink"/>
+      <w:u w:val="single"/>
+    </w:rPr>
+  </w:style>
+  <w:style w:type="character" w:styleId="Mencinsinresolver">
+    <w:name w:val="Unresolved Mention"/>
+    <w:basedOn w:val="Fuentedeprrafopredeter"/>
+    <w:uiPriority w:val="99"/>
+    <w:semiHidden/>
+    <w:unhideWhenUsed/>
+    <w:rsid w:val="00F57567"/>
+    <w:rPr>
+      <w:color w:val="605E5C"/>
+      <w:shd w:val="clear" w:color="auto" w:fill="E1DFDD"/>
+    </w:rPr>
+  </w:style>
 </w:styles>
 </file>
 
